--- a/src/main/resources/com/example/proburok/docs/template_1S-1.docx
+++ b/src/main/resources/com/example/proburok/docs/template_1S-1.docx
@@ -1,6 +1,6 @@
 
 <file path=word/document.xml><?xml version="1.0" encoding="utf-8"?>
-<w:document xmlns:wpc="http://schemas.microsoft.com/office/word/2010/wordprocessingCanvas" xmlns:cx="http://schemas.microsoft.com/office/drawing/2014/chartex" xmlns:cx1="http://schemas.microsoft.com/office/drawing/2015/9/8/chartex" xmlns:mc="http://schemas.openxmlformats.org/markup-compatibility/2006" xmlns:o="urn:schemas-microsoft-com:office:office" xmlns:r="http://schemas.openxmlformats.org/officeDocument/2006/relationships" xmlns:m="http://schemas.openxmlformats.org/officeDocument/2006/math" xmlns:v="urn:schemas-microsoft-com:vml" xmlns:wp14="http://schemas.microsoft.com/office/word/2010/wordprocessingDrawing" xmlns:wp="http://schemas.openxmlformats.org/drawingml/2006/wordprocessingDrawing" xmlns:w10="urn:schemas-microsoft-com:office:word" xmlns:w="http://schemas.openxmlformats.org/wordprocessingml/2006/main" xmlns:w14="http://schemas.microsoft.com/office/word/2010/wordml" xmlns:w15="http://schemas.microsoft.com/office/word/2012/wordml" xmlns:w16se="http://schemas.microsoft.com/office/word/2015/wordml/symex" xmlns:wpg="http://schemas.microsoft.com/office/word/2010/wordprocessingGroup" xmlns:wpi="http://schemas.microsoft.com/office/word/2010/wordprocessingInk" xmlns:wne="http://schemas.microsoft.com/office/word/2006/wordml" xmlns:wps="http://schemas.microsoft.com/office/word/2010/wordprocessingShape" mc:Ignorable="w14 w15 w16se wp14">
+<w:document xmlns:wpc="http://schemas.microsoft.com/office/word/2010/wordprocessingCanvas" xmlns:cx="http://schemas.microsoft.com/office/drawing/2014/chartex" xmlns:mc="http://schemas.openxmlformats.org/markup-compatibility/2006" xmlns:o="urn:schemas-microsoft-com:office:office" xmlns:r="http://schemas.openxmlformats.org/officeDocument/2006/relationships" xmlns:m="http://schemas.openxmlformats.org/officeDocument/2006/math" xmlns:v="urn:schemas-microsoft-com:vml" xmlns:wp14="http://schemas.microsoft.com/office/word/2010/wordprocessingDrawing" xmlns:wp="http://schemas.openxmlformats.org/drawingml/2006/wordprocessingDrawing" xmlns:w10="urn:schemas-microsoft-com:office:word" xmlns:w="http://schemas.openxmlformats.org/wordprocessingml/2006/main" xmlns:w14="http://schemas.microsoft.com/office/word/2010/wordml" xmlns:w15="http://schemas.microsoft.com/office/word/2012/wordml" xmlns:w16se="http://schemas.microsoft.com/office/word/2015/wordml/symex" xmlns:wpg="http://schemas.microsoft.com/office/word/2010/wordprocessingGroup" xmlns:wpi="http://schemas.microsoft.com/office/word/2010/wordprocessingInk" xmlns:wne="http://schemas.microsoft.com/office/word/2006/wordml" xmlns:wps="http://schemas.microsoft.com/office/word/2010/wordprocessingShape" mc:Ignorable="w14 w15 w16se wp14">
   <w:body>
     <w:tbl>
       <w:tblPr>
@@ -145,7 +145,10 @@
               <w:jc w:val="left"/>
             </w:pPr>
             <w:r>
-              <w:t>__________________ Фамилия И.О.</w:t>
+              <w:t xml:space="preserve">__________________ </w:t>
+            </w:r>
+            <w:r>
+              <w:t>Огуенко И.И.</w:t>
             </w:r>
           </w:p>
         </w:tc>
@@ -242,7 +245,6 @@
               </w:rPr>
               <w:t>${</w:t>
             </w:r>
-            <w:proofErr w:type="spellStart"/>
             <w:r>
               <w:rPr>
                 <w:rFonts w:cs="Times New Roman"/>
@@ -265,7 +267,6 @@
               </w:rPr>
               <w:t>nomer</w:t>
             </w:r>
-            <w:proofErr w:type="spellEnd"/>
             <w:r>
               <w:rPr>
                 <w:rFonts w:cs="Times New Roman"/>
@@ -456,7 +457,6 @@
               </w:rPr>
               <w:t>Горизонт ${</w:t>
             </w:r>
-            <w:proofErr w:type="spellStart"/>
             <w:r>
               <w:rPr>
                 <w:sz w:val="28"/>
@@ -465,7 +465,6 @@
               </w:rPr>
               <w:t>gorizont</w:t>
             </w:r>
-            <w:proofErr w:type="spellEnd"/>
             <w:r>
               <w:rPr>
                 <w:sz w:val="28"/>
@@ -693,8 +692,6 @@
               <w:ind w:left="0" w:firstLine="0"/>
               <w:jc w:val="center"/>
             </w:pPr>
-            <w:bookmarkStart w:id="0" w:name="_GoBack"/>
-            <w:bookmarkEnd w:id="0"/>
           </w:p>
         </w:tc>
       </w:tr>
@@ -732,14 +729,12 @@
             <w:r>
               <w:t>${</w:t>
             </w:r>
-            <w:proofErr w:type="spellStart"/>
             <w:r>
               <w:rPr>
                 <w:lang w:val="en-US"/>
               </w:rPr>
               <w:t>poper</w:t>
             </w:r>
-            <w:proofErr w:type="spellEnd"/>
             <w:r>
               <w:t>}</w:t>
             </w:r>
@@ -979,7 +974,6 @@
               </w:rPr>
               <w:t>«${</w:t>
             </w:r>
-            <w:proofErr w:type="spellStart"/>
             <w:r>
               <w:rPr>
                 <w:b/>
@@ -987,7 +981,6 @@
               </w:rPr>
               <w:t>kategorii</w:t>
             </w:r>
-            <w:proofErr w:type="spellEnd"/>
             <w:r>
               <w:rPr>
                 <w:b/>
@@ -1020,21 +1013,7 @@
               <w:rPr>
                 <w:szCs w:val="28"/>
               </w:rPr>
-              <w:t>${</w:t>
-            </w:r>
-            <w:proofErr w:type="spellStart"/>
-            <w:r>
-              <w:rPr>
-                <w:szCs w:val="28"/>
-              </w:rPr>
-              <w:t>opisanie</w:t>
-            </w:r>
-            <w:proofErr w:type="spellEnd"/>
-            <w:r>
-              <w:rPr>
-                <w:szCs w:val="28"/>
-              </w:rPr>
-              <w:t>}</w:t>
+              <w:t>${opisanie}</w:t>
             </w:r>
           </w:p>
         </w:tc>
@@ -1072,8 +1051,13 @@
               <w:jc w:val="left"/>
             </w:pPr>
             <w:r>
-              <w:t xml:space="preserve">Главный геолог </w:t>
-            </w:r>
+              <w:t xml:space="preserve">Геолог </w:t>
+            </w:r>
+            <w:r>
+              <w:t xml:space="preserve">на </w:t>
+            </w:r>
+            <w:bookmarkStart w:id="0" w:name="_GoBack"/>
+            <w:bookmarkEnd w:id="0"/>
             <w:r>
               <w:t>ПР</w:t>
             </w:r>
@@ -1096,7 +1080,19 @@
               <w:jc w:val="left"/>
             </w:pPr>
             <w:r>
-              <w:t>__________________Фамилия И.О.</w:t>
+              <w:t>__________________</w:t>
+            </w:r>
+            <w:r>
+              <w:t>${</w:t>
+            </w:r>
+            <w:r>
+              <w:rPr>
+                <w:lang w:val="en-US"/>
+              </w:rPr>
+              <w:t>FamGeo</w:t>
+            </w:r>
+            <w:r>
+              <w:t>}</w:t>
             </w:r>
           </w:p>
         </w:tc>
@@ -1412,21 +1408,7 @@
         <w:rPr>
           <w:lang w:val="en-US"/>
         </w:rPr>
-        <w:t>${</w:t>
-      </w:r>
-      <w:proofErr w:type="spellStart"/>
-      <w:r>
-        <w:rPr>
-          <w:lang w:val="en-US"/>
-        </w:rPr>
-        <w:t>table_placeholder</w:t>
-      </w:r>
-      <w:proofErr w:type="spellEnd"/>
-      <w:r>
-        <w:rPr>
-          <w:lang w:val="en-US"/>
-        </w:rPr>
-        <w:t>}</w:t>
+        <w:t>${table_placeholder}</w:t>
       </w:r>
     </w:p>
     <w:p>
@@ -1484,15 +1466,7 @@
               <w:jc w:val="left"/>
             </w:pPr>
             <w:r>
-              <w:t>${</w:t>
-            </w:r>
-            <w:proofErr w:type="spellStart"/>
-            <w:r>
-              <w:t>Tech</w:t>
-            </w:r>
-            <w:proofErr w:type="spellEnd"/>
-            <w:r>
-              <w:t>}</w:t>
+              <w:t>${Tech}</w:t>
             </w:r>
           </w:p>
         </w:tc>
@@ -1789,8 +1763,8 @@
     </w:p>
     <w:tbl>
       <w:tblPr>
-        <w:tblStyle w:val="afb"/>
-        <w:tblW w:w="15446" w:type="dxa"/>
+        <w:tblStyle w:val="13"/>
+        <w:tblW w:w="9214" w:type="dxa"/>
         <w:jc w:val="center"/>
         <w:tblBorders>
           <w:top w:val="none" w:sz="0" w:space="0" w:color="auto"/>
@@ -1803,22 +1777,22 @@
         <w:tblLook w:val="04A0" w:firstRow="1" w:lastRow="0" w:firstColumn="1" w:lastColumn="0" w:noHBand="0" w:noVBand="1"/>
       </w:tblPr>
       <w:tblGrid>
-        <w:gridCol w:w="10773"/>
-        <w:gridCol w:w="4673"/>
+        <w:gridCol w:w="236"/>
+        <w:gridCol w:w="8978"/>
       </w:tblGrid>
       <w:tr>
         <w:trPr>
-          <w:trHeight w:hRule="exact" w:val="7826"/>
+          <w:trHeight w:hRule="exact" w:val="13218"/>
           <w:jc w:val="center"/>
         </w:trPr>
         <w:tc>
           <w:tcPr>
-            <w:tcW w:w="15446" w:type="dxa"/>
+            <w:tcW w:w="9214" w:type="dxa"/>
             <w:gridSpan w:val="2"/>
           </w:tcPr>
           <w:p>
             <w:pPr>
-              <w:ind w:firstLine="0"/>
+              <w:ind w:left="-1243" w:firstLine="0"/>
               <w:jc w:val="center"/>
             </w:pPr>
             <w:bookmarkStart w:id="1" w:name="sxema"/>
@@ -1826,14 +1800,12 @@
             <w:r>
               <w:t>${</w:t>
             </w:r>
-            <w:proofErr w:type="spellStart"/>
             <w:r>
               <w:rPr>
                 <w:lang w:val="en-US"/>
               </w:rPr>
               <w:t>sxema</w:t>
             </w:r>
-            <w:proofErr w:type="spellEnd"/>
             <w:r>
               <w:t>}</w:t>
             </w:r>
@@ -1842,12 +1814,12 @@
       </w:tr>
       <w:tr>
         <w:trPr>
-          <w:trHeight w:val="20"/>
+          <w:trHeight w:val="510"/>
           <w:jc w:val="center"/>
         </w:trPr>
         <w:tc>
           <w:tcPr>
-            <w:tcW w:w="10773" w:type="dxa"/>
+            <w:tcW w:w="236" w:type="dxa"/>
             <w:vMerge w:val="restart"/>
             <w:vAlign w:val="center"/>
           </w:tcPr>
@@ -1860,29 +1832,29 @@
         </w:tc>
         <w:tc>
           <w:tcPr>
-            <w:tcW w:w="4673" w:type="dxa"/>
+            <w:tcW w:w="8978" w:type="dxa"/>
             <w:vAlign w:val="center"/>
           </w:tcPr>
           <w:p>
             <w:pPr>
               <w:spacing w:line="240" w:lineRule="auto"/>
-              <w:ind w:firstLine="0"/>
+              <w:ind w:left="4777" w:firstLine="0"/>
               <w:jc w:val="left"/>
             </w:pPr>
             <w:r>
-              <w:t>Начальник ПВС</w:t>
+              <w:t>Зам. главного инженера ПР по ВР и В</w:t>
             </w:r>
           </w:p>
         </w:tc>
       </w:tr>
       <w:tr>
         <w:trPr>
-          <w:trHeight w:val="20"/>
+          <w:trHeight w:val="57"/>
           <w:jc w:val="center"/>
         </w:trPr>
         <w:tc>
           <w:tcPr>
-            <w:tcW w:w="10773" w:type="dxa"/>
+            <w:tcW w:w="236" w:type="dxa"/>
             <w:vMerge/>
             <w:vAlign w:val="center"/>
           </w:tcPr>
@@ -1895,28 +1867,28 @@
         </w:tc>
         <w:tc>
           <w:tcPr>
-            <w:tcW w:w="4673" w:type="dxa"/>
-            <w:vAlign w:val="center"/>
-          </w:tcPr>
-          <w:p>
-            <w:pPr>
-              <w:ind w:firstLine="0"/>
+            <w:tcW w:w="8978" w:type="dxa"/>
+            <w:vAlign w:val="center"/>
+          </w:tcPr>
+          <w:p>
+            <w:pPr>
+              <w:ind w:left="4777" w:firstLine="0"/>
               <w:jc w:val="left"/>
             </w:pPr>
             <w:r>
-              <w:t>__________________Фамилия И.О.</w:t>
+              <w:t>____________________Солдатов К.В.</w:t>
             </w:r>
           </w:p>
         </w:tc>
       </w:tr>
       <w:tr>
         <w:trPr>
-          <w:trHeight w:val="20"/>
+          <w:trHeight w:val="57"/>
           <w:jc w:val="center"/>
         </w:trPr>
         <w:tc>
           <w:tcPr>
-            <w:tcW w:w="10773" w:type="dxa"/>
+            <w:tcW w:w="236" w:type="dxa"/>
             <w:vMerge/>
             <w:vAlign w:val="center"/>
           </w:tcPr>
@@ -1929,12 +1901,12 @@
         </w:tc>
         <w:tc>
           <w:tcPr>
-            <w:tcW w:w="4673" w:type="dxa"/>
-            <w:vAlign w:val="center"/>
-          </w:tcPr>
-          <w:p>
-            <w:pPr>
-              <w:ind w:firstLine="0"/>
+            <w:tcW w:w="8978" w:type="dxa"/>
+            <w:vAlign w:val="center"/>
+          </w:tcPr>
+          <w:p>
+            <w:pPr>
+              <w:ind w:left="4777" w:firstLine="0"/>
               <w:jc w:val="left"/>
             </w:pPr>
             <w:r>
@@ -1946,20 +1918,16 @@
     </w:tbl>
     <w:p>
       <w:pPr>
-        <w:pStyle w:val="afc"/>
-        <w:numPr>
-          <w:ilvl w:val="0"/>
-          <w:numId w:val="9"/>
-        </w:numPr>
         <w:spacing w:before="120" w:after="120" w:line="276" w:lineRule="auto"/>
+        <w:ind w:firstLine="0"/>
         <w:jc w:val="left"/>
         <w:rPr>
           <w:b/>
         </w:rPr>
         <w:sectPr>
           <w:footerReference w:type="default" r:id="rId14"/>
-          <w:pgSz w:w="16838" w:h="11906" w:orient="landscape"/>
-          <w:pgMar w:top="1247" w:right="680" w:bottom="680" w:left="680" w:header="680" w:footer="283" w:gutter="0"/>
+          <w:pgSz w:w="11906" w:h="16838"/>
+          <w:pgMar w:top="680" w:right="680" w:bottom="680" w:left="1247" w:header="680" w:footer="283" w:gutter="0"/>
           <w:cols w:space="708"/>
           <w:docGrid w:linePitch="360"/>
         </w:sectPr>
@@ -3993,7 +3961,7 @@
 </file>
 
 <file path=word/endnotes.xml><?xml version="1.0" encoding="utf-8"?>
-<w:endnotes xmlns:wpc="http://schemas.microsoft.com/office/word/2010/wordprocessingCanvas" xmlns:cx="http://schemas.microsoft.com/office/drawing/2014/chartex" xmlns:cx1="http://schemas.microsoft.com/office/drawing/2015/9/8/chartex" xmlns:mc="http://schemas.openxmlformats.org/markup-compatibility/2006" xmlns:o="urn:schemas-microsoft-com:office:office" xmlns:r="http://schemas.openxmlformats.org/officeDocument/2006/relationships" xmlns:m="http://schemas.openxmlformats.org/officeDocument/2006/math" xmlns:v="urn:schemas-microsoft-com:vml" xmlns:wp14="http://schemas.microsoft.com/office/word/2010/wordprocessingDrawing" xmlns:wp="http://schemas.openxmlformats.org/drawingml/2006/wordprocessingDrawing" xmlns:w10="urn:schemas-microsoft-com:office:word" xmlns:w="http://schemas.openxmlformats.org/wordprocessingml/2006/main" xmlns:w14="http://schemas.microsoft.com/office/word/2010/wordml" xmlns:w15="http://schemas.microsoft.com/office/word/2012/wordml" xmlns:w16se="http://schemas.microsoft.com/office/word/2015/wordml/symex" xmlns:wpg="http://schemas.microsoft.com/office/word/2010/wordprocessingGroup" xmlns:wpi="http://schemas.microsoft.com/office/word/2010/wordprocessingInk" xmlns:wne="http://schemas.microsoft.com/office/word/2006/wordml" xmlns:wps="http://schemas.microsoft.com/office/word/2010/wordprocessingShape" mc:Ignorable="w14 w15 w16se wp14">
+<w:endnotes xmlns:wpc="http://schemas.microsoft.com/office/word/2010/wordprocessingCanvas" xmlns:cx="http://schemas.microsoft.com/office/drawing/2014/chartex" xmlns:mc="http://schemas.openxmlformats.org/markup-compatibility/2006" xmlns:o="urn:schemas-microsoft-com:office:office" xmlns:r="http://schemas.openxmlformats.org/officeDocument/2006/relationships" xmlns:m="http://schemas.openxmlformats.org/officeDocument/2006/math" xmlns:v="urn:schemas-microsoft-com:vml" xmlns:wp14="http://schemas.microsoft.com/office/word/2010/wordprocessingDrawing" xmlns:wp="http://schemas.openxmlformats.org/drawingml/2006/wordprocessingDrawing" xmlns:w10="urn:schemas-microsoft-com:office:word" xmlns:w="http://schemas.openxmlformats.org/wordprocessingml/2006/main" xmlns:w14="http://schemas.microsoft.com/office/word/2010/wordml" xmlns:w15="http://schemas.microsoft.com/office/word/2012/wordml" xmlns:w16se="http://schemas.microsoft.com/office/word/2015/wordml/symex" xmlns:wpg="http://schemas.microsoft.com/office/word/2010/wordprocessingGroup" xmlns:wpi="http://schemas.microsoft.com/office/word/2010/wordprocessingInk" xmlns:wne="http://schemas.microsoft.com/office/word/2006/wordml" xmlns:wps="http://schemas.microsoft.com/office/word/2010/wordprocessingShape" mc:Ignorable="w14 w15 w16se wp14">
   <w:endnote w:type="separator" w:id="-1">
     <w:p>
       <w:pPr>
@@ -4018,7 +3986,7 @@
 </file>
 
 <file path=word/footer1.xml><?xml version="1.0" encoding="utf-8"?>
-<w:ftr xmlns:wpc="http://schemas.microsoft.com/office/word/2010/wordprocessingCanvas" xmlns:cx="http://schemas.microsoft.com/office/drawing/2014/chartex" xmlns:cx1="http://schemas.microsoft.com/office/drawing/2015/9/8/chartex" xmlns:mc="http://schemas.openxmlformats.org/markup-compatibility/2006" xmlns:o="urn:schemas-microsoft-com:office:office" xmlns:r="http://schemas.openxmlformats.org/officeDocument/2006/relationships" xmlns:m="http://schemas.openxmlformats.org/officeDocument/2006/math" xmlns:v="urn:schemas-microsoft-com:vml" xmlns:wp14="http://schemas.microsoft.com/office/word/2010/wordprocessingDrawing" xmlns:wp="http://schemas.openxmlformats.org/drawingml/2006/wordprocessingDrawing" xmlns:w10="urn:schemas-microsoft-com:office:word" xmlns:w="http://schemas.openxmlformats.org/wordprocessingml/2006/main" xmlns:w14="http://schemas.microsoft.com/office/word/2010/wordml" xmlns:w15="http://schemas.microsoft.com/office/word/2012/wordml" xmlns:w16se="http://schemas.microsoft.com/office/word/2015/wordml/symex" xmlns:wpg="http://schemas.microsoft.com/office/word/2010/wordprocessingGroup" xmlns:wpi="http://schemas.microsoft.com/office/word/2010/wordprocessingInk" xmlns:wne="http://schemas.microsoft.com/office/word/2006/wordml" xmlns:wps="http://schemas.microsoft.com/office/word/2010/wordprocessingShape" mc:Ignorable="w14 w15 w16se wp14">
+<w:ftr xmlns:wpc="http://schemas.microsoft.com/office/word/2010/wordprocessingCanvas" xmlns:cx="http://schemas.microsoft.com/office/drawing/2014/chartex" xmlns:mc="http://schemas.openxmlformats.org/markup-compatibility/2006" xmlns:o="urn:schemas-microsoft-com:office:office" xmlns:r="http://schemas.openxmlformats.org/officeDocument/2006/relationships" xmlns:m="http://schemas.openxmlformats.org/officeDocument/2006/math" xmlns:v="urn:schemas-microsoft-com:vml" xmlns:wp14="http://schemas.microsoft.com/office/word/2010/wordprocessingDrawing" xmlns:wp="http://schemas.openxmlformats.org/drawingml/2006/wordprocessingDrawing" xmlns:w10="urn:schemas-microsoft-com:office:word" xmlns:w="http://schemas.openxmlformats.org/wordprocessingml/2006/main" xmlns:w14="http://schemas.microsoft.com/office/word/2010/wordml" xmlns:w15="http://schemas.microsoft.com/office/word/2012/wordml" xmlns:w16se="http://schemas.microsoft.com/office/word/2015/wordml/symex" xmlns:wpg="http://schemas.microsoft.com/office/word/2010/wordprocessingGroup" xmlns:wpi="http://schemas.microsoft.com/office/word/2010/wordprocessingInk" xmlns:wne="http://schemas.microsoft.com/office/word/2006/wordml" xmlns:wps="http://schemas.microsoft.com/office/word/2010/wordprocessingShape" mc:Ignorable="w14 w15 w16se wp14">
   <w:tbl>
     <w:tblPr>
       <w:tblW w:w="5000" w:type="pct"/>
@@ -4164,7 +4132,7 @@
 </file>
 
 <file path=word/footer2.xml><?xml version="1.0" encoding="utf-8"?>
-<w:ftr xmlns:wpc="http://schemas.microsoft.com/office/word/2010/wordprocessingCanvas" xmlns:cx="http://schemas.microsoft.com/office/drawing/2014/chartex" xmlns:cx1="http://schemas.microsoft.com/office/drawing/2015/9/8/chartex" xmlns:mc="http://schemas.openxmlformats.org/markup-compatibility/2006" xmlns:o="urn:schemas-microsoft-com:office:office" xmlns:r="http://schemas.openxmlformats.org/officeDocument/2006/relationships" xmlns:m="http://schemas.openxmlformats.org/officeDocument/2006/math" xmlns:v="urn:schemas-microsoft-com:vml" xmlns:wp14="http://schemas.microsoft.com/office/word/2010/wordprocessingDrawing" xmlns:wp="http://schemas.openxmlformats.org/drawingml/2006/wordprocessingDrawing" xmlns:w10="urn:schemas-microsoft-com:office:word" xmlns:w="http://schemas.openxmlformats.org/wordprocessingml/2006/main" xmlns:w14="http://schemas.microsoft.com/office/word/2010/wordml" xmlns:w15="http://schemas.microsoft.com/office/word/2012/wordml" xmlns:w16se="http://schemas.microsoft.com/office/word/2015/wordml/symex" xmlns:wpg="http://schemas.microsoft.com/office/word/2010/wordprocessingGroup" xmlns:wpi="http://schemas.microsoft.com/office/word/2010/wordprocessingInk" xmlns:wne="http://schemas.microsoft.com/office/word/2006/wordml" xmlns:wps="http://schemas.microsoft.com/office/word/2010/wordprocessingShape" mc:Ignorable="w14 w15 w16se wp14">
+<w:ftr xmlns:wpc="http://schemas.microsoft.com/office/word/2010/wordprocessingCanvas" xmlns:cx="http://schemas.microsoft.com/office/drawing/2014/chartex" xmlns:mc="http://schemas.openxmlformats.org/markup-compatibility/2006" xmlns:o="urn:schemas-microsoft-com:office:office" xmlns:r="http://schemas.openxmlformats.org/officeDocument/2006/relationships" xmlns:m="http://schemas.openxmlformats.org/officeDocument/2006/math" xmlns:v="urn:schemas-microsoft-com:vml" xmlns:wp14="http://schemas.microsoft.com/office/word/2010/wordprocessingDrawing" xmlns:wp="http://schemas.openxmlformats.org/drawingml/2006/wordprocessingDrawing" xmlns:w10="urn:schemas-microsoft-com:office:word" xmlns:w="http://schemas.openxmlformats.org/wordprocessingml/2006/main" xmlns:w14="http://schemas.microsoft.com/office/word/2010/wordml" xmlns:w15="http://schemas.microsoft.com/office/word/2012/wordml" xmlns:w16se="http://schemas.microsoft.com/office/word/2015/wordml/symex" xmlns:wpg="http://schemas.microsoft.com/office/word/2010/wordprocessingGroup" xmlns:wpi="http://schemas.microsoft.com/office/word/2010/wordprocessingInk" xmlns:wne="http://schemas.microsoft.com/office/word/2006/wordml" xmlns:wps="http://schemas.microsoft.com/office/word/2010/wordprocessingShape" mc:Ignorable="w14 w15 w16se wp14">
   <w:tbl>
     <w:tblPr>
       <w:tblW w:w="5000" w:type="pct"/>
@@ -4296,7 +4264,7 @@
 </file>
 
 <file path=word/footer3.xml><?xml version="1.0" encoding="utf-8"?>
-<w:ftr xmlns:wpc="http://schemas.microsoft.com/office/word/2010/wordprocessingCanvas" xmlns:cx="http://schemas.microsoft.com/office/drawing/2014/chartex" xmlns:cx1="http://schemas.microsoft.com/office/drawing/2015/9/8/chartex" xmlns:mc="http://schemas.openxmlformats.org/markup-compatibility/2006" xmlns:o="urn:schemas-microsoft-com:office:office" xmlns:r="http://schemas.openxmlformats.org/officeDocument/2006/relationships" xmlns:m="http://schemas.openxmlformats.org/officeDocument/2006/math" xmlns:v="urn:schemas-microsoft-com:vml" xmlns:wp14="http://schemas.microsoft.com/office/word/2010/wordprocessingDrawing" xmlns:wp="http://schemas.openxmlformats.org/drawingml/2006/wordprocessingDrawing" xmlns:w10="urn:schemas-microsoft-com:office:word" xmlns:w="http://schemas.openxmlformats.org/wordprocessingml/2006/main" xmlns:w14="http://schemas.microsoft.com/office/word/2010/wordml" xmlns:w15="http://schemas.microsoft.com/office/word/2012/wordml" xmlns:w16se="http://schemas.microsoft.com/office/word/2015/wordml/symex" xmlns:wpg="http://schemas.microsoft.com/office/word/2010/wordprocessingGroup" xmlns:wpi="http://schemas.microsoft.com/office/word/2010/wordprocessingInk" xmlns:wne="http://schemas.microsoft.com/office/word/2006/wordml" xmlns:wps="http://schemas.microsoft.com/office/word/2010/wordprocessingShape" mc:Ignorable="w14 w15 w16se wp14">
+<w:ftr xmlns:wpc="http://schemas.microsoft.com/office/word/2010/wordprocessingCanvas" xmlns:cx="http://schemas.microsoft.com/office/drawing/2014/chartex" xmlns:mc="http://schemas.openxmlformats.org/markup-compatibility/2006" xmlns:o="urn:schemas-microsoft-com:office:office" xmlns:r="http://schemas.openxmlformats.org/officeDocument/2006/relationships" xmlns:m="http://schemas.openxmlformats.org/officeDocument/2006/math" xmlns:v="urn:schemas-microsoft-com:vml" xmlns:wp14="http://schemas.microsoft.com/office/word/2010/wordprocessingDrawing" xmlns:wp="http://schemas.openxmlformats.org/drawingml/2006/wordprocessingDrawing" xmlns:w10="urn:schemas-microsoft-com:office:word" xmlns:w="http://schemas.openxmlformats.org/wordprocessingml/2006/main" xmlns:w14="http://schemas.microsoft.com/office/word/2010/wordml" xmlns:w15="http://schemas.microsoft.com/office/word/2012/wordml" xmlns:w16se="http://schemas.microsoft.com/office/word/2015/wordml/symex" xmlns:wpg="http://schemas.microsoft.com/office/word/2010/wordprocessingGroup" xmlns:wpi="http://schemas.microsoft.com/office/word/2010/wordprocessingInk" xmlns:wne="http://schemas.microsoft.com/office/word/2006/wordml" xmlns:wps="http://schemas.microsoft.com/office/word/2010/wordprocessingShape" mc:Ignorable="w14 w15 w16se wp14">
   <w:tbl>
     <w:tblPr>
       <w:tblW w:w="5000" w:type="pct"/>
@@ -4428,7 +4396,7 @@
 </file>
 
 <file path=word/footer4.xml><?xml version="1.0" encoding="utf-8"?>
-<w:ftr xmlns:wpc="http://schemas.microsoft.com/office/word/2010/wordprocessingCanvas" xmlns:cx="http://schemas.microsoft.com/office/drawing/2014/chartex" xmlns:cx1="http://schemas.microsoft.com/office/drawing/2015/9/8/chartex" xmlns:mc="http://schemas.openxmlformats.org/markup-compatibility/2006" xmlns:o="urn:schemas-microsoft-com:office:office" xmlns:r="http://schemas.openxmlformats.org/officeDocument/2006/relationships" xmlns:m="http://schemas.openxmlformats.org/officeDocument/2006/math" xmlns:v="urn:schemas-microsoft-com:vml" xmlns:wp14="http://schemas.microsoft.com/office/word/2010/wordprocessingDrawing" xmlns:wp="http://schemas.openxmlformats.org/drawingml/2006/wordprocessingDrawing" xmlns:w10="urn:schemas-microsoft-com:office:word" xmlns:w="http://schemas.openxmlformats.org/wordprocessingml/2006/main" xmlns:w14="http://schemas.microsoft.com/office/word/2010/wordml" xmlns:w15="http://schemas.microsoft.com/office/word/2012/wordml" xmlns:w16se="http://schemas.microsoft.com/office/word/2015/wordml/symex" xmlns:wpg="http://schemas.microsoft.com/office/word/2010/wordprocessingGroup" xmlns:wpi="http://schemas.microsoft.com/office/word/2010/wordprocessingInk" xmlns:wne="http://schemas.microsoft.com/office/word/2006/wordml" xmlns:wps="http://schemas.microsoft.com/office/word/2010/wordprocessingShape" mc:Ignorable="w14 w15 w16se wp14">
+<w:ftr xmlns:wpc="http://schemas.microsoft.com/office/word/2010/wordprocessingCanvas" xmlns:cx="http://schemas.microsoft.com/office/drawing/2014/chartex" xmlns:mc="http://schemas.openxmlformats.org/markup-compatibility/2006" xmlns:o="urn:schemas-microsoft-com:office:office" xmlns:r="http://schemas.openxmlformats.org/officeDocument/2006/relationships" xmlns:m="http://schemas.openxmlformats.org/officeDocument/2006/math" xmlns:v="urn:schemas-microsoft-com:vml" xmlns:wp14="http://schemas.microsoft.com/office/word/2010/wordprocessingDrawing" xmlns:wp="http://schemas.openxmlformats.org/drawingml/2006/wordprocessingDrawing" xmlns:w10="urn:schemas-microsoft-com:office:word" xmlns:w="http://schemas.openxmlformats.org/wordprocessingml/2006/main" xmlns:w14="http://schemas.microsoft.com/office/word/2010/wordml" xmlns:w15="http://schemas.microsoft.com/office/word/2012/wordml" xmlns:w16se="http://schemas.microsoft.com/office/word/2015/wordml/symex" xmlns:wpg="http://schemas.microsoft.com/office/word/2010/wordprocessingGroup" xmlns:wpi="http://schemas.microsoft.com/office/word/2010/wordprocessingInk" xmlns:wne="http://schemas.microsoft.com/office/word/2006/wordml" xmlns:wps="http://schemas.microsoft.com/office/word/2010/wordprocessingShape" mc:Ignorable="w14 w15 w16se wp14">
   <w:tbl>
     <w:tblPr>
       <w:tblW w:w="5000" w:type="pct"/>
@@ -4557,10 +4525,10 @@
 </file>
 
 <file path=word/footer5.xml><?xml version="1.0" encoding="utf-8"?>
-<w:ftr xmlns:wpc="http://schemas.microsoft.com/office/word/2010/wordprocessingCanvas" xmlns:cx="http://schemas.microsoft.com/office/drawing/2014/chartex" xmlns:cx1="http://schemas.microsoft.com/office/drawing/2015/9/8/chartex" xmlns:mc="http://schemas.openxmlformats.org/markup-compatibility/2006" xmlns:o="urn:schemas-microsoft-com:office:office" xmlns:r="http://schemas.openxmlformats.org/officeDocument/2006/relationships" xmlns:m="http://schemas.openxmlformats.org/officeDocument/2006/math" xmlns:v="urn:schemas-microsoft-com:vml" xmlns:wp14="http://schemas.microsoft.com/office/word/2010/wordprocessingDrawing" xmlns:wp="http://schemas.openxmlformats.org/drawingml/2006/wordprocessingDrawing" xmlns:w10="urn:schemas-microsoft-com:office:word" xmlns:w="http://schemas.openxmlformats.org/wordprocessingml/2006/main" xmlns:w14="http://schemas.microsoft.com/office/word/2010/wordml" xmlns:w15="http://schemas.microsoft.com/office/word/2012/wordml" xmlns:w16se="http://schemas.microsoft.com/office/word/2015/wordml/symex" xmlns:wpg="http://schemas.microsoft.com/office/word/2010/wordprocessingGroup" xmlns:wpi="http://schemas.microsoft.com/office/word/2010/wordprocessingInk" xmlns:wne="http://schemas.microsoft.com/office/word/2006/wordml" xmlns:wps="http://schemas.microsoft.com/office/word/2010/wordprocessingShape" mc:Ignorable="w14 w15 w16se wp14">
+<w:ftr xmlns:wpc="http://schemas.microsoft.com/office/word/2010/wordprocessingCanvas" xmlns:cx="http://schemas.microsoft.com/office/drawing/2014/chartex" xmlns:mc="http://schemas.openxmlformats.org/markup-compatibility/2006" xmlns:o="urn:schemas-microsoft-com:office:office" xmlns:r="http://schemas.openxmlformats.org/officeDocument/2006/relationships" xmlns:m="http://schemas.openxmlformats.org/officeDocument/2006/math" xmlns:v="urn:schemas-microsoft-com:vml" xmlns:wp14="http://schemas.microsoft.com/office/word/2010/wordprocessingDrawing" xmlns:wp="http://schemas.openxmlformats.org/drawingml/2006/wordprocessingDrawing" xmlns:w10="urn:schemas-microsoft-com:office:word" xmlns:w="http://schemas.openxmlformats.org/wordprocessingml/2006/main" xmlns:w14="http://schemas.microsoft.com/office/word/2010/wordml" xmlns:w15="http://schemas.microsoft.com/office/word/2012/wordml" xmlns:w16se="http://schemas.microsoft.com/office/word/2015/wordml/symex" xmlns:wpg="http://schemas.microsoft.com/office/word/2010/wordprocessingGroup" xmlns:wpi="http://schemas.microsoft.com/office/word/2010/wordprocessingInk" xmlns:wne="http://schemas.microsoft.com/office/word/2006/wordml" xmlns:wps="http://schemas.microsoft.com/office/word/2010/wordprocessingShape" mc:Ignorable="w14 w15 w16se wp14">
   <w:tbl>
     <w:tblPr>
-      <w:tblW w:w="5000" w:type="pct"/>
+      <w:tblW w:w="5114" w:type="pct"/>
       <w:jc w:val="right"/>
       <w:tblBorders>
         <w:top w:val="single" w:sz="4" w:space="0" w:color="auto"/>
@@ -4574,8 +4542,8 @@
       <w:tblLook w:val="04A0" w:firstRow="1" w:lastRow="0" w:firstColumn="1" w:lastColumn="0" w:noHBand="0" w:noVBand="1"/>
     </w:tblPr>
     <w:tblGrid>
-      <w:gridCol w:w="14741"/>
-      <w:gridCol w:w="737"/>
+      <w:gridCol w:w="9397"/>
+      <w:gridCol w:w="810"/>
     </w:tblGrid>
     <w:tr>
       <w:trPr>
@@ -4583,7 +4551,7 @@
       </w:trPr>
       <w:tc>
         <w:tcPr>
-          <w:tcW w:w="14742" w:type="dxa"/>
+          <w:tcW w:w="9396" w:type="dxa"/>
           <w:vAlign w:val="center"/>
         </w:tcPr>
         <w:sdt>
@@ -4626,7 +4594,7 @@
       </w:tc>
       <w:tc>
         <w:tcPr>
-          <w:tcW w:w="737" w:type="dxa"/>
+          <w:tcW w:w="810" w:type="dxa"/>
           <w:shd w:val="clear" w:color="auto" w:fill="A6A6A6" w:themeFill="background1" w:themeFillShade="A6"/>
           <w:vAlign w:val="center"/>
         </w:tcPr>
@@ -4689,7 +4657,7 @@
 </file>
 
 <file path=word/footer6.xml><?xml version="1.0" encoding="utf-8"?>
-<w:ftr xmlns:wpc="http://schemas.microsoft.com/office/word/2010/wordprocessingCanvas" xmlns:cx="http://schemas.microsoft.com/office/drawing/2014/chartex" xmlns:cx1="http://schemas.microsoft.com/office/drawing/2015/9/8/chartex" xmlns:mc="http://schemas.openxmlformats.org/markup-compatibility/2006" xmlns:o="urn:schemas-microsoft-com:office:office" xmlns:r="http://schemas.openxmlformats.org/officeDocument/2006/relationships" xmlns:m="http://schemas.openxmlformats.org/officeDocument/2006/math" xmlns:v="urn:schemas-microsoft-com:vml" xmlns:wp14="http://schemas.microsoft.com/office/word/2010/wordprocessingDrawing" xmlns:wp="http://schemas.openxmlformats.org/drawingml/2006/wordprocessingDrawing" xmlns:w10="urn:schemas-microsoft-com:office:word" xmlns:w="http://schemas.openxmlformats.org/wordprocessingml/2006/main" xmlns:w14="http://schemas.microsoft.com/office/word/2010/wordml" xmlns:w15="http://schemas.microsoft.com/office/word/2012/wordml" xmlns:w16se="http://schemas.microsoft.com/office/word/2015/wordml/symex" xmlns:wpg="http://schemas.microsoft.com/office/word/2010/wordprocessingGroup" xmlns:wpi="http://schemas.microsoft.com/office/word/2010/wordprocessingInk" xmlns:wne="http://schemas.microsoft.com/office/word/2006/wordml" xmlns:wps="http://schemas.microsoft.com/office/word/2010/wordprocessingShape" mc:Ignorable="w14 w15 w16se wp14">
+<w:ftr xmlns:wpc="http://schemas.microsoft.com/office/word/2010/wordprocessingCanvas" xmlns:cx="http://schemas.microsoft.com/office/drawing/2014/chartex" xmlns:mc="http://schemas.openxmlformats.org/markup-compatibility/2006" xmlns:o="urn:schemas-microsoft-com:office:office" xmlns:r="http://schemas.openxmlformats.org/officeDocument/2006/relationships" xmlns:m="http://schemas.openxmlformats.org/officeDocument/2006/math" xmlns:v="urn:schemas-microsoft-com:vml" xmlns:wp14="http://schemas.microsoft.com/office/word/2010/wordprocessingDrawing" xmlns:wp="http://schemas.openxmlformats.org/drawingml/2006/wordprocessingDrawing" xmlns:w10="urn:schemas-microsoft-com:office:word" xmlns:w="http://schemas.openxmlformats.org/wordprocessingml/2006/main" xmlns:w14="http://schemas.microsoft.com/office/word/2010/wordml" xmlns:w15="http://schemas.microsoft.com/office/word/2012/wordml" xmlns:w16se="http://schemas.microsoft.com/office/word/2015/wordml/symex" xmlns:wpg="http://schemas.microsoft.com/office/word/2010/wordprocessingGroup" xmlns:wpi="http://schemas.microsoft.com/office/word/2010/wordprocessingInk" xmlns:wne="http://schemas.microsoft.com/office/word/2006/wordml" xmlns:wps="http://schemas.microsoft.com/office/word/2010/wordprocessingShape" mc:Ignorable="w14 w15 w16se wp14">
   <w:tbl>
     <w:tblPr>
       <w:tblW w:w="5000" w:type="pct"/>
@@ -4821,7 +4789,7 @@
 </file>
 
 <file path=word/footer7.xml><?xml version="1.0" encoding="utf-8"?>
-<w:ftr xmlns:wpc="http://schemas.microsoft.com/office/word/2010/wordprocessingCanvas" xmlns:cx="http://schemas.microsoft.com/office/drawing/2014/chartex" xmlns:cx1="http://schemas.microsoft.com/office/drawing/2015/9/8/chartex" xmlns:mc="http://schemas.openxmlformats.org/markup-compatibility/2006" xmlns:o="urn:schemas-microsoft-com:office:office" xmlns:r="http://schemas.openxmlformats.org/officeDocument/2006/relationships" xmlns:m="http://schemas.openxmlformats.org/officeDocument/2006/math" xmlns:v="urn:schemas-microsoft-com:vml" xmlns:wp14="http://schemas.microsoft.com/office/word/2010/wordprocessingDrawing" xmlns:wp="http://schemas.openxmlformats.org/drawingml/2006/wordprocessingDrawing" xmlns:w10="urn:schemas-microsoft-com:office:word" xmlns:w="http://schemas.openxmlformats.org/wordprocessingml/2006/main" xmlns:w14="http://schemas.microsoft.com/office/word/2010/wordml" xmlns:w15="http://schemas.microsoft.com/office/word/2012/wordml" xmlns:w16se="http://schemas.microsoft.com/office/word/2015/wordml/symex" xmlns:wpg="http://schemas.microsoft.com/office/word/2010/wordprocessingGroup" xmlns:wpi="http://schemas.microsoft.com/office/word/2010/wordprocessingInk" xmlns:wne="http://schemas.microsoft.com/office/word/2006/wordml" xmlns:wps="http://schemas.microsoft.com/office/word/2010/wordprocessingShape" mc:Ignorable="w14 w15 w16se wp14">
+<w:ftr xmlns:wpc="http://schemas.microsoft.com/office/word/2010/wordprocessingCanvas" xmlns:cx="http://schemas.microsoft.com/office/drawing/2014/chartex" xmlns:mc="http://schemas.openxmlformats.org/markup-compatibility/2006" xmlns:o="urn:schemas-microsoft-com:office:office" xmlns:r="http://schemas.openxmlformats.org/officeDocument/2006/relationships" xmlns:m="http://schemas.openxmlformats.org/officeDocument/2006/math" xmlns:v="urn:schemas-microsoft-com:vml" xmlns:wp14="http://schemas.microsoft.com/office/word/2010/wordprocessingDrawing" xmlns:wp="http://schemas.openxmlformats.org/drawingml/2006/wordprocessingDrawing" xmlns:w10="urn:schemas-microsoft-com:office:word" xmlns:w="http://schemas.openxmlformats.org/wordprocessingml/2006/main" xmlns:w14="http://schemas.microsoft.com/office/word/2010/wordml" xmlns:w15="http://schemas.microsoft.com/office/word/2012/wordml" xmlns:w16se="http://schemas.microsoft.com/office/word/2015/wordml/symex" xmlns:wpg="http://schemas.microsoft.com/office/word/2010/wordprocessingGroup" xmlns:wpi="http://schemas.microsoft.com/office/word/2010/wordprocessingInk" xmlns:wne="http://schemas.microsoft.com/office/word/2006/wordml" xmlns:wps="http://schemas.microsoft.com/office/word/2010/wordprocessingShape" mc:Ignorable="w14 w15 w16se wp14">
   <w:tbl>
     <w:tblPr>
       <w:tblW w:w="5000" w:type="pct"/>
@@ -4953,7 +4921,7 @@
 </file>
 
 <file path=word/footnotes.xml><?xml version="1.0" encoding="utf-8"?>
-<w:footnotes xmlns:wpc="http://schemas.microsoft.com/office/word/2010/wordprocessingCanvas" xmlns:cx="http://schemas.microsoft.com/office/drawing/2014/chartex" xmlns:cx1="http://schemas.microsoft.com/office/drawing/2015/9/8/chartex" xmlns:mc="http://schemas.openxmlformats.org/markup-compatibility/2006" xmlns:o="urn:schemas-microsoft-com:office:office" xmlns:r="http://schemas.openxmlformats.org/officeDocument/2006/relationships" xmlns:m="http://schemas.openxmlformats.org/officeDocument/2006/math" xmlns:v="urn:schemas-microsoft-com:vml" xmlns:wp14="http://schemas.microsoft.com/office/word/2010/wordprocessingDrawing" xmlns:wp="http://schemas.openxmlformats.org/drawingml/2006/wordprocessingDrawing" xmlns:w10="urn:schemas-microsoft-com:office:word" xmlns:w="http://schemas.openxmlformats.org/wordprocessingml/2006/main" xmlns:w14="http://schemas.microsoft.com/office/word/2010/wordml" xmlns:w15="http://schemas.microsoft.com/office/word/2012/wordml" xmlns:w16se="http://schemas.microsoft.com/office/word/2015/wordml/symex" xmlns:wpg="http://schemas.microsoft.com/office/word/2010/wordprocessingGroup" xmlns:wpi="http://schemas.microsoft.com/office/word/2010/wordprocessingInk" xmlns:wne="http://schemas.microsoft.com/office/word/2006/wordml" xmlns:wps="http://schemas.microsoft.com/office/word/2010/wordprocessingShape" mc:Ignorable="w14 w15 w16se wp14">
+<w:footnotes xmlns:wpc="http://schemas.microsoft.com/office/word/2010/wordprocessingCanvas" xmlns:cx="http://schemas.microsoft.com/office/drawing/2014/chartex" xmlns:mc="http://schemas.openxmlformats.org/markup-compatibility/2006" xmlns:o="urn:schemas-microsoft-com:office:office" xmlns:r="http://schemas.openxmlformats.org/officeDocument/2006/relationships" xmlns:m="http://schemas.openxmlformats.org/officeDocument/2006/math" xmlns:v="urn:schemas-microsoft-com:vml" xmlns:wp14="http://schemas.microsoft.com/office/word/2010/wordprocessingDrawing" xmlns:wp="http://schemas.openxmlformats.org/drawingml/2006/wordprocessingDrawing" xmlns:w10="urn:schemas-microsoft-com:office:word" xmlns:w="http://schemas.openxmlformats.org/wordprocessingml/2006/main" xmlns:w14="http://schemas.microsoft.com/office/word/2010/wordml" xmlns:w15="http://schemas.microsoft.com/office/word/2012/wordml" xmlns:w16se="http://schemas.microsoft.com/office/word/2015/wordml/symex" xmlns:wpg="http://schemas.microsoft.com/office/word/2010/wordprocessingGroup" xmlns:wpi="http://schemas.microsoft.com/office/word/2010/wordprocessingInk" xmlns:wne="http://schemas.microsoft.com/office/word/2006/wordml" xmlns:wps="http://schemas.microsoft.com/office/word/2010/wordprocessingShape" mc:Ignorable="w14 w15 w16se wp14">
   <w:footnote w:type="separator" w:id="-1">
     <w:p>
       <w:pPr>
@@ -4978,7 +4946,7 @@
 </file>
 
 <file path=word/numbering.xml><?xml version="1.0" encoding="utf-8"?>
-<w:numbering xmlns:wpc="http://schemas.microsoft.com/office/word/2010/wordprocessingCanvas" xmlns:cx="http://schemas.microsoft.com/office/drawing/2014/chartex" xmlns:cx1="http://schemas.microsoft.com/office/drawing/2015/9/8/chartex" xmlns:mc="http://schemas.openxmlformats.org/markup-compatibility/2006" xmlns:o="urn:schemas-microsoft-com:office:office" xmlns:r="http://schemas.openxmlformats.org/officeDocument/2006/relationships" xmlns:m="http://schemas.openxmlformats.org/officeDocument/2006/math" xmlns:v="urn:schemas-microsoft-com:vml" xmlns:wp14="http://schemas.microsoft.com/office/word/2010/wordprocessingDrawing" xmlns:wp="http://schemas.openxmlformats.org/drawingml/2006/wordprocessingDrawing" xmlns:w10="urn:schemas-microsoft-com:office:word" xmlns:w="http://schemas.openxmlformats.org/wordprocessingml/2006/main" xmlns:w14="http://schemas.microsoft.com/office/word/2010/wordml" xmlns:w15="http://schemas.microsoft.com/office/word/2012/wordml" xmlns:w16se="http://schemas.microsoft.com/office/word/2015/wordml/symex" xmlns:wpg="http://schemas.microsoft.com/office/word/2010/wordprocessingGroup" xmlns:wpi="http://schemas.microsoft.com/office/word/2010/wordprocessingInk" xmlns:wne="http://schemas.microsoft.com/office/word/2006/wordml" xmlns:wps="http://schemas.microsoft.com/office/word/2010/wordprocessingShape" mc:Ignorable="w14 w15 w16se wp14">
+<w:numbering xmlns:wpc="http://schemas.microsoft.com/office/word/2010/wordprocessingCanvas" xmlns:cx="http://schemas.microsoft.com/office/drawing/2014/chartex" xmlns:mc="http://schemas.openxmlformats.org/markup-compatibility/2006" xmlns:o="urn:schemas-microsoft-com:office:office" xmlns:r="http://schemas.openxmlformats.org/officeDocument/2006/relationships" xmlns:m="http://schemas.openxmlformats.org/officeDocument/2006/math" xmlns:v="urn:schemas-microsoft-com:vml" xmlns:wp14="http://schemas.microsoft.com/office/word/2010/wordprocessingDrawing" xmlns:wp="http://schemas.openxmlformats.org/drawingml/2006/wordprocessingDrawing" xmlns:w10="urn:schemas-microsoft-com:office:word" xmlns:w="http://schemas.openxmlformats.org/wordprocessingml/2006/main" xmlns:w14="http://schemas.microsoft.com/office/word/2010/wordml" xmlns:w15="http://schemas.microsoft.com/office/word/2012/wordml" xmlns:w16se="http://schemas.microsoft.com/office/word/2015/wordml/symex" xmlns:wpg="http://schemas.microsoft.com/office/word/2010/wordprocessingGroup" xmlns:wpi="http://schemas.microsoft.com/office/word/2010/wordprocessingInk" xmlns:wne="http://schemas.microsoft.com/office/word/2006/wordml" xmlns:wps="http://schemas.microsoft.com/office/word/2010/wordprocessingShape" mc:Ignorable="w14 w15 w16se wp14">
   <w:abstractNum w:abstractNumId="0" w15:restartNumberingAfterBreak="0">
     <w:nsid w:val="FFFFFF82"/>
     <w:multiLevelType w:val="singleLevel"/>
@@ -7450,11 +7418,38 @@
       <w:ind w:firstLine="0"/>
     </w:pPr>
   </w:style>
+  <w:style w:type="table" w:customStyle="1" w:styleId="13">
+    <w:name w:val="Текст в таблице1"/>
+    <w:basedOn w:val="a3"/>
+    <w:next w:val="afb"/>
+    <w:uiPriority w:val="59"/>
+    <w:rsid w:val="00494E03"/>
+    <w:pPr>
+      <w:spacing w:after="0" w:line="240" w:lineRule="auto"/>
+      <w:ind w:firstLine="709"/>
+      <w:jc w:val="both"/>
+    </w:pPr>
+    <w:rPr>
+      <w:rFonts w:ascii="Times New Roman" w:hAnsi="Times New Roman"/>
+      <w:sz w:val="24"/>
+      <w:szCs w:val="24"/>
+    </w:rPr>
+    <w:tblPr>
+      <w:tblBorders>
+        <w:top w:val="single" w:sz="4" w:space="0" w:color="auto"/>
+        <w:left w:val="single" w:sz="4" w:space="0" w:color="auto"/>
+        <w:bottom w:val="single" w:sz="4" w:space="0" w:color="auto"/>
+        <w:right w:val="single" w:sz="4" w:space="0" w:color="auto"/>
+        <w:insideH w:val="single" w:sz="4" w:space="0" w:color="auto"/>
+        <w:insideV w:val="single" w:sz="4" w:space="0" w:color="auto"/>
+      </w:tblBorders>
+    </w:tblPr>
+  </w:style>
 </w:styles>
 </file>
 
 <file path=word/glossary/document.xml><?xml version="1.0" encoding="utf-8"?>
-<w:glossaryDocument xmlns:wpc="http://schemas.microsoft.com/office/word/2010/wordprocessingCanvas" xmlns:cx="http://schemas.microsoft.com/office/drawing/2014/chartex" xmlns:cx1="http://schemas.microsoft.com/office/drawing/2015/9/8/chartex" xmlns:mc="http://schemas.openxmlformats.org/markup-compatibility/2006" xmlns:o="urn:schemas-microsoft-com:office:office" xmlns:r="http://schemas.openxmlformats.org/officeDocument/2006/relationships" xmlns:m="http://schemas.openxmlformats.org/officeDocument/2006/math" xmlns:v="urn:schemas-microsoft-com:vml" xmlns:wp14="http://schemas.microsoft.com/office/word/2010/wordprocessingDrawing" xmlns:wp="http://schemas.openxmlformats.org/drawingml/2006/wordprocessingDrawing" xmlns:w10="urn:schemas-microsoft-com:office:word" xmlns:w="http://schemas.openxmlformats.org/wordprocessingml/2006/main" xmlns:w14="http://schemas.microsoft.com/office/word/2010/wordml" xmlns:w15="http://schemas.microsoft.com/office/word/2012/wordml" xmlns:w16se="http://schemas.microsoft.com/office/word/2015/wordml/symex" xmlns:wpg="http://schemas.microsoft.com/office/word/2010/wordprocessingGroup" xmlns:wpi="http://schemas.microsoft.com/office/word/2010/wordprocessingInk" xmlns:wne="http://schemas.microsoft.com/office/word/2006/wordml" xmlns:wps="http://schemas.microsoft.com/office/word/2010/wordprocessingShape" mc:Ignorable="w14 w15 w16se wp14">
+<w:glossaryDocument xmlns:wpc="http://schemas.microsoft.com/office/word/2010/wordprocessingCanvas" xmlns:cx="http://schemas.microsoft.com/office/drawing/2014/chartex" xmlns:mc="http://schemas.openxmlformats.org/markup-compatibility/2006" xmlns:o="urn:schemas-microsoft-com:office:office" xmlns:r="http://schemas.openxmlformats.org/officeDocument/2006/relationships" xmlns:m="http://schemas.openxmlformats.org/officeDocument/2006/math" xmlns:v="urn:schemas-microsoft-com:vml" xmlns:wp14="http://schemas.microsoft.com/office/word/2010/wordprocessingDrawing" xmlns:wp="http://schemas.openxmlformats.org/drawingml/2006/wordprocessingDrawing" xmlns:w10="urn:schemas-microsoft-com:office:word" xmlns:w="http://schemas.openxmlformats.org/wordprocessingml/2006/main" xmlns:w14="http://schemas.microsoft.com/office/word/2010/wordml" xmlns:w15="http://schemas.microsoft.com/office/word/2012/wordml" xmlns:w16se="http://schemas.microsoft.com/office/word/2015/wordml/symex" xmlns:wpg="http://schemas.microsoft.com/office/word/2010/wordprocessingGroup" xmlns:wpi="http://schemas.microsoft.com/office/word/2010/wordprocessingInk" xmlns:wne="http://schemas.microsoft.com/office/word/2006/wordml" xmlns:wps="http://schemas.microsoft.com/office/word/2010/wordprocessingShape" mc:Ignorable="w14 w15 w16se wp14">
   <w:docParts>
     <w:docPart>
       <w:docPartPr>
@@ -7621,7 +7616,7 @@
   </w:font>
   <w:font w:name="Times New Roman">
     <w:panose1 w:val="02020603050405020304"/>
-    <w:charset w:val="CC"/>
+    <w:charset w:val="00"/>
     <w:family w:val="roman"/>
     <w:pitch w:val="variable"/>
     <w:sig w:usb0="E0002EFF" w:usb1="C000785B" w:usb2="00000009" w:usb3="00000000" w:csb0="000001FF" w:csb1="00000000"/>
@@ -7645,7 +7640,7 @@
     <w:charset w:val="CC"/>
     <w:family w:val="swiss"/>
     <w:pitch w:val="variable"/>
-    <w:sig w:usb0="E4002EFF" w:usb1="C000247B" w:usb2="00000009" w:usb3="00000000" w:csb0="000001FF" w:csb1="00000000"/>
+    <w:sig w:usb0="E4002EFF" w:usb1="C200247B" w:usb2="00000009" w:usb3="00000000" w:csb0="000001FF" w:csb1="00000000"/>
   </w:font>
   <w:font w:name="Segoe UI">
     <w:panose1 w:val="020B0502040204020203"/>
@@ -7656,7 +7651,7 @@
   </w:font>
   <w:font w:name="Arial">
     <w:panose1 w:val="020B0604020202020204"/>
-    <w:charset w:val="CC"/>
+    <w:charset w:val="00"/>
     <w:family w:val="swiss"/>
     <w:pitch w:val="variable"/>
     <w:sig w:usb0="E0002EFF" w:usb1="C000785B" w:usb2="00000009" w:usb3="00000000" w:csb0="000001FF" w:csb1="00000000"/>
@@ -7666,7 +7661,7 @@
     <w:charset w:val="CC"/>
     <w:family w:val="swiss"/>
     <w:pitch w:val="variable"/>
-    <w:sig w:usb0="E4002EFF" w:usb1="C000247B" w:usb2="00000009" w:usb3="00000000" w:csb0="000001FF" w:csb1="00000000"/>
+    <w:sig w:usb0="E4002EFF" w:usb1="C200247B" w:usb2="00000009" w:usb3="00000000" w:csb0="000001FF" w:csb1="00000000"/>
   </w:font>
 </w:fonts>
 </file>
@@ -7696,6 +7691,7 @@
     <w:rsid w:val="001D1610"/>
     <w:rsid w:val="002C1B91"/>
     <w:rsid w:val="002C3F91"/>
+    <w:rsid w:val="003864D8"/>
     <w:rsid w:val="004127E6"/>
     <w:rsid w:val="004546FF"/>
     <w:rsid w:val="00485053"/>
@@ -7720,7 +7716,9 @@
     <w:rsid w:val="00D841CC"/>
     <w:rsid w:val="00D9652D"/>
     <w:rsid w:val="00DC68F9"/>
+    <w:rsid w:val="00DF70F9"/>
     <w:rsid w:val="00F4799F"/>
+    <w:rsid w:val="00FB3690"/>
     <w:rsid w:val="00FB414A"/>
     <w:rsid w:val="00FC5A26"/>
     <w:rsid w:val="00FF460B"/>
@@ -7740,7 +7738,7 @@
   </m:mathPr>
   <w:themeFontLang w:val="ru-RU"/>
   <w:clrSchemeMapping w:bg1="light1" w:t1="dark1" w:bg2="light2" w:t2="dark2" w:accent1="accent1" w:accent2="accent2" w:accent3="accent3" w:accent4="accent4" w:accent5="accent5" w:accent6="accent6" w:hyperlink="hyperlink" w:followedHyperlink="followedHyperlink"/>
-  <w:decimalSymbol w:val="."/>
+  <w:decimalSymbol w:val=","/>
   <w:listSeparator w:val=";"/>
   <w15:chartTrackingRefBased/>
 </w:settings>
@@ -8518,7 +8516,7 @@
 </file>
 
 <file path=customXml/itemProps2.xml><?xml version="1.0" encoding="utf-8"?>
-<ds:datastoreItem xmlns:ds="http://schemas.openxmlformats.org/officeDocument/2006/customXml" ds:itemID="{1E17807B-FB7B-4C75-94C5-3C77F18CBB8A}">
+<ds:datastoreItem xmlns:ds="http://schemas.openxmlformats.org/officeDocument/2006/customXml" ds:itemID="{7B698FA0-66A3-4B9D-8AA8-1A0D00E7C5E7}">
   <ds:schemaRefs>
     <ds:schemaRef ds:uri="http://schemas.openxmlformats.org/officeDocument/2006/bibliography"/>
   </ds:schemaRefs>
